--- a/notes_aqi.docx
+++ b/notes_aqi.docx
@@ -37,21 +37,7 @@
         <w:rPr>
           <w:lang w:val="en-US"/>
         </w:rPr>
-        <w:t xml:space="preserve">converted to null </w:t>
-      </w:r>
-      <w:proofErr w:type="gramStart"/>
-      <w:r>
-        <w:rPr>
-          <w:lang w:val="en-US"/>
-        </w:rPr>
-        <w:t>values</w:t>
-      </w:r>
-      <w:proofErr w:type="gramEnd"/>
-      <w:r>
-        <w:rPr>
-          <w:lang w:val="en-US"/>
-        </w:rPr>
-        <w:t xml:space="preserve"> and then linear interpolation is used to fill the null with most accurate value</w:t>
+        <w:t>converted to null values and then linear interpolation is used to fill the null with most accurate value</w:t>
       </w:r>
     </w:p>
     <w:p>
@@ -93,99 +79,13 @@
         <w:rPr>
           <w:lang w:val="en-US"/>
         </w:rPr>
-        <w:t xml:space="preserve">. </w:t>
-      </w:r>
-      <w:proofErr w:type="spellStart"/>
-      <w:r>
-        <w:rPr>
-          <w:lang w:val="en-US"/>
-        </w:rPr>
-        <w:t>Corelation</w:t>
-      </w:r>
-      <w:proofErr w:type="spellEnd"/>
-      <w:r>
-        <w:rPr>
-          <w:lang w:val="en-US"/>
-        </w:rPr>
-        <w:t xml:space="preserve"> can identify only linear relationships </w:t>
-      </w:r>
-      <w:proofErr w:type="gramStart"/>
-      <w:r>
-        <w:rPr>
-          <w:lang w:val="en-US"/>
-        </w:rPr>
-        <w:t xml:space="preserve">between </w:t>
-      </w:r>
-      <w:r>
-        <w:rPr>
-          <w:lang w:val="en-US"/>
-        </w:rPr>
-        <w:t xml:space="preserve"> variables</w:t>
-      </w:r>
-      <w:proofErr w:type="gramEnd"/>
-      <w:r>
-        <w:rPr>
-          <w:lang w:val="en-US"/>
-        </w:rPr>
-        <w:t xml:space="preserve"> but ML models can identify </w:t>
-      </w:r>
-      <w:proofErr w:type="spellStart"/>
-      <w:proofErr w:type="gramStart"/>
-      <w:r>
-        <w:rPr>
-          <w:lang w:val="en-US"/>
-        </w:rPr>
-        <w:t>non linear</w:t>
-      </w:r>
-      <w:proofErr w:type="spellEnd"/>
-      <w:proofErr w:type="gramEnd"/>
-      <w:r>
-        <w:rPr>
-          <w:lang w:val="en-US"/>
-        </w:rPr>
-        <w:t xml:space="preserve"> relationships, interactions between variables, time </w:t>
-      </w:r>
-      <w:proofErr w:type="gramStart"/>
-      <w:r>
-        <w:rPr>
-          <w:lang w:val="en-US"/>
-        </w:rPr>
-        <w:t>dependent  relationships</w:t>
-      </w:r>
-      <w:proofErr w:type="gramEnd"/>
-      <w:r>
-        <w:rPr>
-          <w:lang w:val="en-US"/>
-        </w:rPr>
-        <w:t xml:space="preserve">. Correlation </w:t>
-      </w:r>
-      <w:proofErr w:type="gramStart"/>
-      <w:r>
-        <w:rPr>
-          <w:lang w:val="en-US"/>
-        </w:rPr>
-        <w:t>matric</w:t>
-      </w:r>
-      <w:proofErr w:type="gramEnd"/>
-      <w:r>
-        <w:rPr>
-          <w:lang w:val="en-US"/>
-        </w:rPr>
-        <w:t xml:space="preserve"> doesn’t cover how much pm2.5 6hrs affects current rating. Humidity 3 </w:t>
-      </w:r>
-      <w:proofErr w:type="spellStart"/>
-      <w:r>
-        <w:rPr>
-          <w:lang w:val="en-US"/>
-        </w:rPr>
-        <w:t>hrs</w:t>
-      </w:r>
-      <w:proofErr w:type="spellEnd"/>
-      <w:r>
-        <w:rPr>
-          <w:lang w:val="en-US"/>
-        </w:rPr>
-        <w:t xml:space="preserve"> ago how much it affects now.</w:t>
+        <w:t xml:space="preserve">. Corelation can identify only linear relationships between </w:t>
+      </w:r>
+      <w:r>
+        <w:rPr>
+          <w:lang w:val="en-US"/>
+        </w:rPr>
+        <w:t xml:space="preserve"> variables but ML models can identify non linear relationships, interactions between variables, time dependent  relationships. Correlation matric doesn’t cover how much pm2.5 6hrs affects current rating. Humidity 3 hrs ago how much it affects now.</w:t>
       </w:r>
     </w:p>
     <w:p>
@@ -210,21 +110,7 @@
         <w:rPr>
           <w:lang w:val="en-US"/>
         </w:rPr>
-        <w:t xml:space="preserve">Investigated more features by creating lags by 1 </w:t>
-      </w:r>
-      <w:proofErr w:type="spellStart"/>
-      <w:r>
-        <w:rPr>
-          <w:lang w:val="en-US"/>
-        </w:rPr>
-        <w:t>hr</w:t>
-      </w:r>
-      <w:proofErr w:type="spellEnd"/>
-      <w:r>
-        <w:rPr>
-          <w:lang w:val="en-US"/>
-        </w:rPr>
-        <w:t>, 2,3,6,12 hrs. Found out that pm2.5 amount is dependent on previous records.</w:t>
+        <w:t>Investigated more features by creating lags by 1 hr, 2,3,6,12 hrs. Found out that pm2.5 amount is dependent on previous records.</w:t>
       </w:r>
     </w:p>
     <w:p>
@@ -276,63 +162,7 @@
         <w:rPr>
           <w:lang w:val="en-US"/>
         </w:rPr>
-        <w:t xml:space="preserve">Some gaps are 40 to 72 days. </w:t>
-      </w:r>
-      <w:proofErr w:type="gramStart"/>
-      <w:r>
-        <w:rPr>
-          <w:lang w:val="en-US"/>
-        </w:rPr>
-        <w:t>Cant</w:t>
-      </w:r>
-      <w:proofErr w:type="gramEnd"/>
-      <w:r>
-        <w:rPr>
-          <w:lang w:val="en-US"/>
-        </w:rPr>
-        <w:t xml:space="preserve"> interpolate these gaps it will </w:t>
-      </w:r>
-      <w:proofErr w:type="spellStart"/>
-      <w:r>
-        <w:rPr>
-          <w:lang w:val="en-US"/>
-        </w:rPr>
-        <w:t>greate</w:t>
-      </w:r>
-      <w:proofErr w:type="spellEnd"/>
-      <w:r>
-        <w:rPr>
-          <w:lang w:val="en-US"/>
-        </w:rPr>
-        <w:t xml:space="preserve"> large amounts of artificial data. </w:t>
-      </w:r>
-      <w:proofErr w:type="gramStart"/>
-      <w:r>
-        <w:rPr>
-          <w:lang w:val="en-US"/>
-        </w:rPr>
-        <w:t>Instead</w:t>
-      </w:r>
-      <w:proofErr w:type="gramEnd"/>
-      <w:r>
-        <w:rPr>
-          <w:lang w:val="en-US"/>
-        </w:rPr>
-        <w:t xml:space="preserve"> create segments of data having </w:t>
-      </w:r>
-      <w:proofErr w:type="spellStart"/>
-      <w:r>
-        <w:rPr>
-          <w:lang w:val="en-US"/>
-        </w:rPr>
-        <w:t>atleat</w:t>
-      </w:r>
-      <w:proofErr w:type="spellEnd"/>
-      <w:r>
-        <w:rPr>
-          <w:lang w:val="en-US"/>
-        </w:rPr>
-        <w:t xml:space="preserve"> gap of 1 hr</w:t>
+        <w:t>Some gaps are 40 to 72 days. Cant interpolate these gaps it will greate large amounts of artificial data. Instead create segments of data having atleat gap of 1 hr</w:t>
       </w:r>
       <w:r>
         <w:rPr>
@@ -414,89 +244,11 @@
           <w:lang w:val="en-US"/>
         </w:rPr>
       </w:pPr>
-      <w:proofErr w:type="gramStart"/>
-      <w:r>
-        <w:rPr>
-          <w:lang w:val="en-US"/>
-        </w:rPr>
-        <w:t>Also</w:t>
-      </w:r>
-      <w:proofErr w:type="gramEnd"/>
-      <w:r>
-        <w:rPr>
-          <w:lang w:val="en-US"/>
-        </w:rPr>
-        <w:t xml:space="preserve"> there are almost 120 features. Many are redundant. For </w:t>
-      </w:r>
-      <w:proofErr w:type="spellStart"/>
-      <w:r>
-        <w:rPr>
-          <w:lang w:val="en-US"/>
-        </w:rPr>
-        <w:t>eg</w:t>
-      </w:r>
-      <w:proofErr w:type="spellEnd"/>
-      <w:r>
-        <w:rPr>
-          <w:lang w:val="en-US"/>
-        </w:rPr>
-        <w:t xml:space="preserve"> location is divided into city, state</w:t>
-      </w:r>
-      <w:proofErr w:type="gramStart"/>
-      <w:r>
-        <w:rPr>
-          <w:lang w:val="en-US"/>
-        </w:rPr>
-        <w:t>, latitude</w:t>
-      </w:r>
-      <w:proofErr w:type="gramEnd"/>
-      <w:r>
-        <w:rPr>
-          <w:lang w:val="en-US"/>
-        </w:rPr>
-        <w:t xml:space="preserve"> which is unnecessary. Redundant calendar features like </w:t>
-      </w:r>
-      <w:proofErr w:type="spellStart"/>
-      <w:r>
-        <w:rPr>
-          <w:lang w:val="en-US"/>
-        </w:rPr>
-        <w:t>day_name</w:t>
-      </w:r>
-      <w:proofErr w:type="spellEnd"/>
-      <w:r>
-        <w:rPr>
-          <w:lang w:val="en-US"/>
-        </w:rPr>
-        <w:t xml:space="preserve">, season. </w:t>
-      </w:r>
-      <w:proofErr w:type="spellStart"/>
-      <w:r>
-        <w:rPr>
-          <w:lang w:val="en-US"/>
-        </w:rPr>
-        <w:t>Is_raining</w:t>
-      </w:r>
-      <w:proofErr w:type="spellEnd"/>
-      <w:r>
-        <w:rPr>
-          <w:lang w:val="en-US"/>
-        </w:rPr>
-        <w:t xml:space="preserve">, </w:t>
-      </w:r>
-      <w:proofErr w:type="spellStart"/>
-      <w:r>
-        <w:rPr>
-          <w:lang w:val="en-US"/>
-        </w:rPr>
-        <w:t>heavy_rain</w:t>
-      </w:r>
-      <w:proofErr w:type="spellEnd"/>
-      <w:r>
-        <w:rPr>
-          <w:lang w:val="en-US"/>
-        </w:rPr>
-        <w:t xml:space="preserve"> both gives same information. These are handled</w:t>
+      <w:r>
+        <w:rPr>
+          <w:lang w:val="en-US"/>
+        </w:rPr>
+        <w:t>Also there are almost 120 features. Many are redundant. For eg location is divided into city, state, latitude which is unnecessary. Redundant calendar features like day_name, season. Is_raining, heavy_rain both gives same information. These are handled</w:t>
       </w:r>
     </w:p>
     <w:p>
@@ -600,19 +352,11 @@
           <w:lang w:val="en-US"/>
         </w:rPr>
       </w:pPr>
-      <w:proofErr w:type="spellStart"/>
-      <w:r>
-        <w:rPr>
-          <w:lang w:val="en-US"/>
-        </w:rPr>
-        <w:t>Analysed</w:t>
-      </w:r>
-      <w:proofErr w:type="spellEnd"/>
-      <w:r>
-        <w:rPr>
-          <w:lang w:val="en-US"/>
-        </w:rPr>
-        <w:t xml:space="preserve"> monthly pattern, hourly pattern</w:t>
+      <w:r>
+        <w:rPr>
+          <w:lang w:val="en-US"/>
+        </w:rPr>
+        <w:t>Analysed monthly pattern, hourly pattern</w:t>
       </w:r>
     </w:p>
     <w:p>
@@ -714,24 +458,8 @@
         <w:rPr>
           <w:lang w:val="en-US"/>
         </w:rPr>
-        <w:t xml:space="preserve">We need supervised algo which can handle </w:t>
-      </w:r>
-      <w:proofErr w:type="gramStart"/>
-      <w:r>
-        <w:rPr>
-          <w:lang w:val="en-US"/>
-        </w:rPr>
-        <w:t xml:space="preserve">non </w:t>
-      </w:r>
-      <w:proofErr w:type="spellStart"/>
-      <w:r>
-        <w:rPr>
-          <w:lang w:val="en-US"/>
-        </w:rPr>
-        <w:t>linearrelationships</w:t>
-      </w:r>
-      <w:proofErr w:type="spellEnd"/>
-      <w:proofErr w:type="gramEnd"/>
+        <w:t>We need supervised algo which can handle non linearrelationships</w:t>
+      </w:r>
     </w:p>
     <w:p>
       <w:pPr>
@@ -748,63 +476,7 @@
         <w:rPr>
           <w:lang w:val="en-US"/>
         </w:rPr>
-        <w:t xml:space="preserve">Logistic reg, </w:t>
-      </w:r>
-      <w:proofErr w:type="spellStart"/>
-      <w:r>
-        <w:rPr>
-          <w:lang w:val="en-US"/>
-        </w:rPr>
-        <w:t>svm</w:t>
-      </w:r>
-      <w:proofErr w:type="spellEnd"/>
-      <w:r>
-        <w:rPr>
-          <w:lang w:val="en-US"/>
-        </w:rPr>
-        <w:t xml:space="preserve">, </w:t>
-      </w:r>
-      <w:proofErr w:type="gramStart"/>
-      <w:r>
-        <w:rPr>
-          <w:lang w:val="en-US"/>
-        </w:rPr>
-        <w:t>naïve</w:t>
-      </w:r>
-      <w:proofErr w:type="gramEnd"/>
-      <w:r>
-        <w:rPr>
-          <w:lang w:val="en-US"/>
-        </w:rPr>
-        <w:t xml:space="preserve"> </w:t>
-      </w:r>
-      <w:proofErr w:type="spellStart"/>
-      <w:r>
-        <w:rPr>
-          <w:lang w:val="en-US"/>
-        </w:rPr>
-        <w:t>baiyes</w:t>
-      </w:r>
-      <w:proofErr w:type="spellEnd"/>
-      <w:r>
-        <w:rPr>
-          <w:lang w:val="en-US"/>
-        </w:rPr>
-        <w:t xml:space="preserve"> </w:t>
-      </w:r>
-      <w:proofErr w:type="gramStart"/>
-      <w:r>
-        <w:rPr>
-          <w:lang w:val="en-US"/>
-        </w:rPr>
-        <w:t>is</w:t>
-      </w:r>
-      <w:proofErr w:type="gramEnd"/>
-      <w:r>
-        <w:rPr>
-          <w:lang w:val="en-US"/>
-        </w:rPr>
-        <w:t xml:space="preserve"> out because they predict class and we want exact number</w:t>
+        <w:t>Logistic reg, svm, naïve baiyes is out because they predict class and we want exact number</w:t>
       </w:r>
     </w:p>
     <w:p>
@@ -818,33 +490,11 @@
           <w:lang w:val="en-US"/>
         </w:rPr>
       </w:pPr>
-      <w:proofErr w:type="gramStart"/>
-      <w:r>
-        <w:rPr>
-          <w:lang w:val="en-US"/>
-        </w:rPr>
-        <w:t>Cant</w:t>
-      </w:r>
-      <w:proofErr w:type="gramEnd"/>
-      <w:r>
-        <w:rPr>
-          <w:lang w:val="en-US"/>
-        </w:rPr>
-        <w:t xml:space="preserve"> use </w:t>
-      </w:r>
-      <w:proofErr w:type="gramStart"/>
-      <w:r>
-        <w:rPr>
-          <w:lang w:val="en-US"/>
-        </w:rPr>
-        <w:t>dl</w:t>
-      </w:r>
-      <w:proofErr w:type="gramEnd"/>
-      <w:r>
-        <w:rPr>
-          <w:lang w:val="en-US"/>
-        </w:rPr>
-        <w:t xml:space="preserve"> models like LSTM because they need far more data to learn patterns</w:t>
+      <w:r>
+        <w:rPr>
+          <w:lang w:val="en-US"/>
+        </w:rPr>
+        <w:t>Cant use dl models like LSTM because they need far more data to learn patterns</w:t>
       </w:r>
     </w:p>
     <w:p>
@@ -862,63 +512,426 @@
         <w:rPr>
           <w:lang w:val="en-US"/>
         </w:rPr>
-        <w:t xml:space="preserve">What remains is gradient boosting algorithms because they </w:t>
-      </w:r>
-      <w:proofErr w:type="gramStart"/>
-      <w:r>
-        <w:rPr>
-          <w:lang w:val="en-US"/>
-        </w:rPr>
-        <w:t>handles</w:t>
-      </w:r>
-      <w:proofErr w:type="gramEnd"/>
-      <w:r>
-        <w:rPr>
-          <w:lang w:val="en-US"/>
-        </w:rPr>
-        <w:t xml:space="preserve"> </w:t>
-      </w:r>
-      <w:proofErr w:type="gramStart"/>
-      <w:r>
-        <w:rPr>
-          <w:lang w:val="en-US"/>
-        </w:rPr>
-        <w:t>non linear</w:t>
-      </w:r>
-      <w:proofErr w:type="gramEnd"/>
-      <w:r>
-        <w:rPr>
-          <w:lang w:val="en-US"/>
-        </w:rPr>
-        <w:t xml:space="preserve"> relationships very effectively. </w:t>
-      </w:r>
-      <w:proofErr w:type="gramStart"/>
-      <w:r>
-        <w:rPr>
-          <w:lang w:val="en-US"/>
-        </w:rPr>
-        <w:t>Also</w:t>
-      </w:r>
-      <w:proofErr w:type="gramEnd"/>
-      <w:r>
-        <w:rPr>
-          <w:lang w:val="en-US"/>
-        </w:rPr>
-        <w:t xml:space="preserve"> no feature scaling </w:t>
-      </w:r>
-      <w:proofErr w:type="gramStart"/>
-      <w:r>
-        <w:rPr>
-          <w:lang w:val="en-US"/>
-        </w:rPr>
-        <w:t>needed</w:t>
-      </w:r>
-      <w:proofErr w:type="gramEnd"/>
-      <w:r>
-        <w:rPr>
-          <w:lang w:val="en-US"/>
-        </w:rPr>
-        <w:t>. Like temp can be in Celsius and CO in micro mg.</w:t>
+        <w:t>What remains is gradient boosting algorithms because they handles non linear relationships very effectively. Also no feature scaling needed. Like temp can be in Celsius and CO in micro mg.</w:t>
+      </w:r>
+    </w:p>
+    <w:p>
+      <w:pPr>
+        <w:rPr>
+          <w:lang w:val="en-US"/>
+        </w:rPr>
+      </w:pPr>
+    </w:p>
+    <w:p>
+      <w:pPr>
+        <w:rPr>
+          <w:lang w:val="en-US"/>
+        </w:rPr>
+      </w:pPr>
+      <w:r>
+        <w:rPr>
+          <w:lang w:val="en-US"/>
+        </w:rPr>
+        <w:t>BOOSTING:</w:t>
+      </w:r>
+    </w:p>
+    <w:p>
+      <w:pPr>
+        <w:rPr>
+          <w:lang w:val="en-US"/>
+        </w:rPr>
+      </w:pPr>
+      <w:r>
+        <w:rPr>
+          <w:lang w:val="en-US"/>
+        </w:rPr>
+        <w:t>Instead of training only 1 model we train multiple model and each model learns from mistake made from previous model. This is called sequential learning</w:t>
+      </w:r>
+    </w:p>
+    <w:p>
+      <w:pPr>
+        <w:rPr>
+          <w:lang w:val="en-US"/>
+        </w:rPr>
+      </w:pPr>
+      <w:r>
+        <w:rPr>
+          <w:lang w:val="en-US"/>
+        </w:rPr>
+        <w:t>There are different ways a model can learn from the mistakes of the earlier model.</w:t>
+      </w:r>
+    </w:p>
+    <w:p>
+      <w:pPr>
+        <w:pStyle w:val="ListParagraph"/>
+        <w:numPr>
+          <w:ilvl w:val="0"/>
+          <w:numId w:val="8"/>
+        </w:numPr>
+        <w:rPr>
+          <w:lang w:val="en-US"/>
+        </w:rPr>
+      </w:pPr>
+      <w:r>
+        <w:rPr>
+          <w:lang w:val="en-US"/>
+        </w:rPr>
+        <w:t>Adaboost – focusses on incorrectly classified observation by changing their weight</w:t>
+      </w:r>
+      <w:r>
+        <w:rPr>
+          <w:lang w:val="en-US"/>
+        </w:rPr>
+        <w:t>. Gives every training example a weight. Boosting assigns different amount of influence to different learners. If a feature is wrongly classified it will increase its weight.</w:t>
+      </w:r>
+    </w:p>
+    <w:p>
+      <w:pPr>
+        <w:pStyle w:val="ListParagraph"/>
+        <w:numPr>
+          <w:ilvl w:val="0"/>
+          <w:numId w:val="8"/>
+        </w:numPr>
+        <w:rPr>
+          <w:lang w:val="en-US"/>
+        </w:rPr>
+      </w:pPr>
+      <w:r>
+        <w:rPr>
+          <w:lang w:val="en-US"/>
+        </w:rPr>
+        <w:t xml:space="preserve">Gradient boosting - </w:t>
+      </w:r>
+      <w:r>
+        <w:t xml:space="preserve">Focuses on the </w:t>
+      </w:r>
+      <w:r>
+        <w:rPr>
+          <w:b/>
+          <w:bCs/>
+        </w:rPr>
+        <w:t>errors/residuals</w:t>
+      </w:r>
+      <w:r>
+        <w:t xml:space="preserve"> and learns a model that predicts how to correct the current model.</w:t>
+      </w:r>
+    </w:p>
+    <w:p>
+      <w:pPr>
+        <w:rPr>
+          <w:lang w:val="en-US"/>
+        </w:rPr>
+      </w:pPr>
+    </w:p>
+    <w:p>
+      <w:pPr>
+        <w:rPr>
+          <w:lang w:val="en-US"/>
+        </w:rPr>
+      </w:pPr>
+      <w:r>
+        <w:rPr>
+          <w:lang w:val="en-US"/>
+        </w:rPr>
+        <w:t>GRADIENT BOOSTING:</w:t>
+      </w:r>
+    </w:p>
+    <w:p>
+      <w:pPr>
+        <w:pStyle w:val="ListParagraph"/>
+        <w:numPr>
+          <w:ilvl w:val="0"/>
+          <w:numId w:val="9"/>
+        </w:numPr>
+        <w:rPr>
+          <w:lang w:val="en-US"/>
+        </w:rPr>
+      </w:pPr>
+      <w:r>
+        <w:rPr>
+          <w:lang w:val="en-US"/>
+        </w:rPr>
+        <w:t>Train the model on the errors of the previous model.</w:t>
+      </w:r>
+    </w:p>
+    <w:p>
+      <w:pPr>
+        <w:pStyle w:val="ListParagraph"/>
+        <w:numPr>
+          <w:ilvl w:val="0"/>
+          <w:numId w:val="9"/>
+        </w:numPr>
+        <w:rPr>
+          <w:lang w:val="en-US"/>
+        </w:rPr>
+      </w:pPr>
+      <m:oMath>
+        <m:r>
+          <w:rPr>
+            <w:rFonts w:ascii="Cambria Math" w:hAnsi="Cambria Math"/>
+          </w:rPr>
+          <m:t>F</m:t>
+        </m:r>
+        <m:d>
+          <m:dPr>
+            <m:ctrlPr>
+              <w:rPr>
+                <w:rFonts w:ascii="Cambria Math" w:hAnsi="Cambria Math"/>
+              </w:rPr>
+            </m:ctrlPr>
+          </m:dPr>
+          <m:e>
+            <m:r>
+              <w:rPr>
+                <w:rFonts w:ascii="Cambria Math" w:hAnsi="Cambria Math"/>
+              </w:rPr>
+              <m:t>x</m:t>
+            </m:r>
+          </m:e>
+        </m:d>
+        <m:r>
+          <w:rPr>
+            <w:rFonts w:ascii="Cambria Math" w:hAnsi="Cambria Math"/>
+          </w:rPr>
+          <m:t>=</m:t>
+        </m:r>
+        <m:sSub>
+          <m:sSubPr>
+            <m:ctrlPr>
+              <w:rPr>
+                <w:rFonts w:ascii="Cambria Math" w:hAnsi="Cambria Math"/>
+              </w:rPr>
+            </m:ctrlPr>
+          </m:sSubPr>
+          <m:e>
+            <m:r>
+              <w:rPr>
+                <w:rFonts w:ascii="Cambria Math" w:hAnsi="Cambria Math"/>
+              </w:rPr>
+              <m:t>F</m:t>
+            </m:r>
+          </m:e>
+          <m:sub>
+            <m:r>
+              <w:rPr>
+                <w:rFonts w:ascii="Cambria Math" w:hAnsi="Cambria Math"/>
+              </w:rPr>
+              <m:t>0</m:t>
+            </m:r>
+          </m:sub>
+        </m:sSub>
+        <m:d>
+          <m:dPr>
+            <m:ctrlPr>
+              <w:rPr>
+                <w:rFonts w:ascii="Cambria Math" w:hAnsi="Cambria Math"/>
+              </w:rPr>
+            </m:ctrlPr>
+          </m:dPr>
+          <m:e>
+            <m:r>
+              <w:rPr>
+                <w:rFonts w:ascii="Cambria Math" w:hAnsi="Cambria Math"/>
+              </w:rPr>
+              <m:t>x</m:t>
+            </m:r>
+          </m:e>
+        </m:d>
+        <m:r>
+          <w:rPr>
+            <w:rFonts w:ascii="Cambria Math" w:hAnsi="Cambria Math"/>
+          </w:rPr>
+          <m:t>+η</m:t>
+        </m:r>
+        <m:sSub>
+          <m:sSubPr>
+            <m:ctrlPr>
+              <w:rPr>
+                <w:rFonts w:ascii="Cambria Math" w:hAnsi="Cambria Math"/>
+              </w:rPr>
+            </m:ctrlPr>
+          </m:sSubPr>
+          <m:e>
+            <m:r>
+              <w:rPr>
+                <w:rFonts w:ascii="Cambria Math" w:hAnsi="Cambria Math"/>
+              </w:rPr>
+              <m:t>h</m:t>
+            </m:r>
+          </m:e>
+          <m:sub>
+            <m:r>
+              <w:rPr>
+                <w:rFonts w:ascii="Cambria Math" w:hAnsi="Cambria Math"/>
+              </w:rPr>
+              <m:t>1</m:t>
+            </m:r>
+          </m:sub>
+        </m:sSub>
+        <m:d>
+          <m:dPr>
+            <m:ctrlPr>
+              <w:rPr>
+                <w:rFonts w:ascii="Cambria Math" w:hAnsi="Cambria Math"/>
+              </w:rPr>
+            </m:ctrlPr>
+          </m:dPr>
+          <m:e>
+            <m:r>
+              <w:rPr>
+                <w:rFonts w:ascii="Cambria Math" w:hAnsi="Cambria Math"/>
+              </w:rPr>
+              <m:t>x</m:t>
+            </m:r>
+          </m:e>
+        </m:d>
+        <m:r>
+          <w:rPr>
+            <w:rFonts w:ascii="Cambria Math" w:hAnsi="Cambria Math"/>
+          </w:rPr>
+          <m:t>+η</m:t>
+        </m:r>
+        <m:sSub>
+          <m:sSubPr>
+            <m:ctrlPr>
+              <w:rPr>
+                <w:rFonts w:ascii="Cambria Math" w:hAnsi="Cambria Math"/>
+              </w:rPr>
+            </m:ctrlPr>
+          </m:sSubPr>
+          <m:e>
+            <m:r>
+              <w:rPr>
+                <w:rFonts w:ascii="Cambria Math" w:hAnsi="Cambria Math"/>
+              </w:rPr>
+              <m:t>h</m:t>
+            </m:r>
+          </m:e>
+          <m:sub>
+            <m:r>
+              <w:rPr>
+                <w:rFonts w:ascii="Cambria Math" w:hAnsi="Cambria Math"/>
+              </w:rPr>
+              <m:t>2</m:t>
+            </m:r>
+          </m:sub>
+        </m:sSub>
+        <m:d>
+          <m:dPr>
+            <m:ctrlPr>
+              <w:rPr>
+                <w:rFonts w:ascii="Cambria Math" w:hAnsi="Cambria Math"/>
+              </w:rPr>
+            </m:ctrlPr>
+          </m:dPr>
+          <m:e>
+            <m:r>
+              <w:rPr>
+                <w:rFonts w:ascii="Cambria Math" w:hAnsi="Cambria Math"/>
+              </w:rPr>
+              <m:t>x</m:t>
+            </m:r>
+          </m:e>
+        </m:d>
+        <m:r>
+          <w:rPr>
+            <w:rFonts w:ascii="Cambria Math" w:hAnsi="Cambria Math"/>
+          </w:rPr>
+          <m:t>+η</m:t>
+        </m:r>
+        <m:sSub>
+          <m:sSubPr>
+            <m:ctrlPr>
+              <w:rPr>
+                <w:rFonts w:ascii="Cambria Math" w:hAnsi="Cambria Math"/>
+              </w:rPr>
+            </m:ctrlPr>
+          </m:sSubPr>
+          <m:e>
+            <m:r>
+              <w:rPr>
+                <w:rFonts w:ascii="Cambria Math" w:hAnsi="Cambria Math"/>
+              </w:rPr>
+              <m:t>h</m:t>
+            </m:r>
+          </m:e>
+          <m:sub>
+            <m:r>
+              <w:rPr>
+                <w:rFonts w:ascii="Cambria Math" w:hAnsi="Cambria Math"/>
+              </w:rPr>
+              <m:t>3</m:t>
+            </m:r>
+          </m:sub>
+        </m:sSub>
+        <m:d>
+          <m:dPr>
+            <m:ctrlPr>
+              <w:rPr>
+                <w:rFonts w:ascii="Cambria Math" w:hAnsi="Cambria Math"/>
+              </w:rPr>
+            </m:ctrlPr>
+          </m:dPr>
+          <m:e>
+            <m:r>
+              <w:rPr>
+                <w:rFonts w:ascii="Cambria Math" w:hAnsi="Cambria Math"/>
+              </w:rPr>
+              <m:t>x</m:t>
+            </m:r>
+          </m:e>
+        </m:d>
+        <m:r>
+          <w:rPr>
+            <w:rFonts w:ascii="Cambria Math" w:hAnsi="Cambria Math"/>
+          </w:rPr>
+          <m:t>+⋯</m:t>
+        </m:r>
+      </m:oMath>
+      <w:r>
+        <w:rPr>
+          <w:rFonts w:eastAsiaTheme="minorEastAsia"/>
+        </w:rPr>
+        <w:t xml:space="preserve"> final prediction is the sum of many trees.</w:t>
+      </w:r>
+    </w:p>
+    <w:p>
+      <w:pPr>
+        <w:rPr>
+          <w:lang w:val="en-US"/>
+        </w:rPr>
+      </w:pPr>
+    </w:p>
+    <w:p>
+      <w:pPr>
+        <w:rPr>
+          <w:lang w:val="en-US"/>
+        </w:rPr>
+      </w:pPr>
+      <w:r>
+        <w:rPr>
+          <w:lang w:val="en-US"/>
+        </w:rPr>
+        <w:t>Performed better than random forest because here in rf multiple decision tree predicts different value and a average is taken of all the predictions and doesn’t work well on highly polluted days because taking average really drops down the predicted value.</w:t>
+      </w:r>
+      <w:r>
+        <w:rPr>
+          <w:lang w:val="en-US"/>
+        </w:rPr>
+        <w:t xml:space="preserve"> So shifted to gradient boosting because it don’t take average of all the  models. It trains a simple model finds the residuals and train a another model to minimize the error and this is done multiple time sequentially.</w:t>
+      </w:r>
+    </w:p>
+    <w:p>
+      <w:pPr>
+        <w:rPr>
+          <w:lang w:val="en-US"/>
+        </w:rPr>
+      </w:pPr>
+      <w:r>
+        <w:rPr>
+          <w:lang w:val="en-US"/>
+        </w:rPr>
+        <w:t>Problem in rf: averaging is smoothing out the pollution peaks</w:t>
       </w:r>
     </w:p>
     <w:sectPr>
@@ -1314,6 +1327,95 @@
     </w:lvl>
   </w:abstractNum>
   <w:abstractNum w:abstractNumId="4" w15:restartNumberingAfterBreak="0">
+    <w:nsid w:val="2B5B7200"/>
+    <w:multiLevelType w:val="hybridMultilevel"/>
+    <w:tmpl w:val="964427FE"/>
+    <w:lvl w:ilvl="0" w:tplc="4009000F">
+      <w:start w:val="1"/>
+      <w:numFmt w:val="decimal"/>
+      <w:lvlText w:val="%1."/>
+      <w:lvlJc w:val="left"/>
+      <w:pPr>
+        <w:ind w:left="720" w:hanging="360"/>
+      </w:pPr>
+      <w:rPr>
+        <w:rFonts w:hint="default"/>
+      </w:rPr>
+    </w:lvl>
+    <w:lvl w:ilvl="1" w:tplc="40090019" w:tentative="1">
+      <w:start w:val="1"/>
+      <w:numFmt w:val="lowerLetter"/>
+      <w:lvlText w:val="%2."/>
+      <w:lvlJc w:val="left"/>
+      <w:pPr>
+        <w:ind w:left="1440" w:hanging="360"/>
+      </w:pPr>
+    </w:lvl>
+    <w:lvl w:ilvl="2" w:tplc="4009001B" w:tentative="1">
+      <w:start w:val="1"/>
+      <w:numFmt w:val="lowerRoman"/>
+      <w:lvlText w:val="%3."/>
+      <w:lvlJc w:val="right"/>
+      <w:pPr>
+        <w:ind w:left="2160" w:hanging="180"/>
+      </w:pPr>
+    </w:lvl>
+    <w:lvl w:ilvl="3" w:tplc="4009000F" w:tentative="1">
+      <w:start w:val="1"/>
+      <w:numFmt w:val="decimal"/>
+      <w:lvlText w:val="%4."/>
+      <w:lvlJc w:val="left"/>
+      <w:pPr>
+        <w:ind w:left="2880" w:hanging="360"/>
+      </w:pPr>
+    </w:lvl>
+    <w:lvl w:ilvl="4" w:tplc="40090019" w:tentative="1">
+      <w:start w:val="1"/>
+      <w:numFmt w:val="lowerLetter"/>
+      <w:lvlText w:val="%5."/>
+      <w:lvlJc w:val="left"/>
+      <w:pPr>
+        <w:ind w:left="3600" w:hanging="360"/>
+      </w:pPr>
+    </w:lvl>
+    <w:lvl w:ilvl="5" w:tplc="4009001B" w:tentative="1">
+      <w:start w:val="1"/>
+      <w:numFmt w:val="lowerRoman"/>
+      <w:lvlText w:val="%6."/>
+      <w:lvlJc w:val="right"/>
+      <w:pPr>
+        <w:ind w:left="4320" w:hanging="180"/>
+      </w:pPr>
+    </w:lvl>
+    <w:lvl w:ilvl="6" w:tplc="4009000F" w:tentative="1">
+      <w:start w:val="1"/>
+      <w:numFmt w:val="decimal"/>
+      <w:lvlText w:val="%7."/>
+      <w:lvlJc w:val="left"/>
+      <w:pPr>
+        <w:ind w:left="5040" w:hanging="360"/>
+      </w:pPr>
+    </w:lvl>
+    <w:lvl w:ilvl="7" w:tplc="40090019" w:tentative="1">
+      <w:start w:val="1"/>
+      <w:numFmt w:val="lowerLetter"/>
+      <w:lvlText w:val="%8."/>
+      <w:lvlJc w:val="left"/>
+      <w:pPr>
+        <w:ind w:left="5760" w:hanging="360"/>
+      </w:pPr>
+    </w:lvl>
+    <w:lvl w:ilvl="8" w:tplc="4009001B" w:tentative="1">
+      <w:start w:val="1"/>
+      <w:numFmt w:val="lowerRoman"/>
+      <w:lvlText w:val="%9."/>
+      <w:lvlJc w:val="right"/>
+      <w:pPr>
+        <w:ind w:left="6480" w:hanging="180"/>
+      </w:pPr>
+    </w:lvl>
+  </w:abstractNum>
+  <w:abstractNum w:abstractNumId="5" w15:restartNumberingAfterBreak="0">
     <w:nsid w:val="33F50103"/>
     <w:multiLevelType w:val="hybridMultilevel"/>
     <w:tmpl w:val="105E5164"/>
@@ -1425,7 +1527,7 @@
       </w:rPr>
     </w:lvl>
   </w:abstractNum>
-  <w:abstractNum w:abstractNumId="5" w15:restartNumberingAfterBreak="0">
+  <w:abstractNum w:abstractNumId="6" w15:restartNumberingAfterBreak="0">
     <w:nsid w:val="44681ADF"/>
     <w:multiLevelType w:val="hybridMultilevel"/>
     <w:tmpl w:val="148A6540"/>
@@ -1514,7 +1616,96 @@
       </w:pPr>
     </w:lvl>
   </w:abstractNum>
-  <w:abstractNum w:abstractNumId="6" w15:restartNumberingAfterBreak="0">
+  <w:abstractNum w:abstractNumId="7" w15:restartNumberingAfterBreak="0">
+    <w:nsid w:val="55816A99"/>
+    <w:multiLevelType w:val="hybridMultilevel"/>
+    <w:tmpl w:val="7576B100"/>
+    <w:lvl w:ilvl="0" w:tplc="4009000F">
+      <w:start w:val="1"/>
+      <w:numFmt w:val="decimal"/>
+      <w:lvlText w:val="%1."/>
+      <w:lvlJc w:val="left"/>
+      <w:pPr>
+        <w:ind w:left="720" w:hanging="360"/>
+      </w:pPr>
+      <w:rPr>
+        <w:rFonts w:hint="default"/>
+      </w:rPr>
+    </w:lvl>
+    <w:lvl w:ilvl="1" w:tplc="40090019" w:tentative="1">
+      <w:start w:val="1"/>
+      <w:numFmt w:val="lowerLetter"/>
+      <w:lvlText w:val="%2."/>
+      <w:lvlJc w:val="left"/>
+      <w:pPr>
+        <w:ind w:left="1440" w:hanging="360"/>
+      </w:pPr>
+    </w:lvl>
+    <w:lvl w:ilvl="2" w:tplc="4009001B" w:tentative="1">
+      <w:start w:val="1"/>
+      <w:numFmt w:val="lowerRoman"/>
+      <w:lvlText w:val="%3."/>
+      <w:lvlJc w:val="right"/>
+      <w:pPr>
+        <w:ind w:left="2160" w:hanging="180"/>
+      </w:pPr>
+    </w:lvl>
+    <w:lvl w:ilvl="3" w:tplc="4009000F" w:tentative="1">
+      <w:start w:val="1"/>
+      <w:numFmt w:val="decimal"/>
+      <w:lvlText w:val="%4."/>
+      <w:lvlJc w:val="left"/>
+      <w:pPr>
+        <w:ind w:left="2880" w:hanging="360"/>
+      </w:pPr>
+    </w:lvl>
+    <w:lvl w:ilvl="4" w:tplc="40090019" w:tentative="1">
+      <w:start w:val="1"/>
+      <w:numFmt w:val="lowerLetter"/>
+      <w:lvlText w:val="%5."/>
+      <w:lvlJc w:val="left"/>
+      <w:pPr>
+        <w:ind w:left="3600" w:hanging="360"/>
+      </w:pPr>
+    </w:lvl>
+    <w:lvl w:ilvl="5" w:tplc="4009001B" w:tentative="1">
+      <w:start w:val="1"/>
+      <w:numFmt w:val="lowerRoman"/>
+      <w:lvlText w:val="%6."/>
+      <w:lvlJc w:val="right"/>
+      <w:pPr>
+        <w:ind w:left="4320" w:hanging="180"/>
+      </w:pPr>
+    </w:lvl>
+    <w:lvl w:ilvl="6" w:tplc="4009000F" w:tentative="1">
+      <w:start w:val="1"/>
+      <w:numFmt w:val="decimal"/>
+      <w:lvlText w:val="%7."/>
+      <w:lvlJc w:val="left"/>
+      <w:pPr>
+        <w:ind w:left="5040" w:hanging="360"/>
+      </w:pPr>
+    </w:lvl>
+    <w:lvl w:ilvl="7" w:tplc="40090019" w:tentative="1">
+      <w:start w:val="1"/>
+      <w:numFmt w:val="lowerLetter"/>
+      <w:lvlText w:val="%8."/>
+      <w:lvlJc w:val="left"/>
+      <w:pPr>
+        <w:ind w:left="5760" w:hanging="360"/>
+      </w:pPr>
+    </w:lvl>
+    <w:lvl w:ilvl="8" w:tplc="4009001B" w:tentative="1">
+      <w:start w:val="1"/>
+      <w:numFmt w:val="lowerRoman"/>
+      <w:lvlText w:val="%9."/>
+      <w:lvlJc w:val="right"/>
+      <w:pPr>
+        <w:ind w:left="6480" w:hanging="180"/>
+      </w:pPr>
+    </w:lvl>
+  </w:abstractNum>
+  <w:abstractNum w:abstractNumId="8" w15:restartNumberingAfterBreak="0">
     <w:nsid w:val="66953846"/>
     <w:multiLevelType w:val="hybridMultilevel"/>
     <w:tmpl w:val="147E76E2"/>
@@ -1604,10 +1795,10 @@
     </w:lvl>
   </w:abstractNum>
   <w:num w:numId="1" w16cid:durableId="1133399909">
-    <w:abstractNumId w:val="5"/>
+    <w:abstractNumId w:val="6"/>
   </w:num>
   <w:num w:numId="2" w16cid:durableId="1630162223">
-    <w:abstractNumId w:val="4"/>
+    <w:abstractNumId w:val="5"/>
   </w:num>
   <w:num w:numId="3" w16cid:durableId="47923367">
     <w:abstractNumId w:val="1"/>
@@ -1619,10 +1810,16 @@
     <w:abstractNumId w:val="3"/>
   </w:num>
   <w:num w:numId="6" w16cid:durableId="364331569">
-    <w:abstractNumId w:val="6"/>
+    <w:abstractNumId w:val="8"/>
   </w:num>
   <w:num w:numId="7" w16cid:durableId="439883264">
     <w:abstractNumId w:val="0"/>
+  </w:num>
+  <w:num w:numId="8" w16cid:durableId="172961209">
+    <w:abstractNumId w:val="4"/>
+  </w:num>
+  <w:num w:numId="9" w16cid:durableId="229003617">
+    <w:abstractNumId w:val="7"/>
   </w:num>
 </w:numbering>
 </file>
@@ -2230,7 +2427,6 @@
   <w:style w:type="character" w:default="1" w:styleId="DefaultParagraphFont">
     <w:name w:val="Default Paragraph Font"/>
     <w:uiPriority w:val="1"/>
-    <w:semiHidden/>
     <w:unhideWhenUsed/>
   </w:style>
   <w:style w:type="table" w:default="1" w:styleId="TableNormal">
